--- a/job-search/resumes/18_General_Motors_Safety_Field_Investigations_Data_Analyst.docx
+++ b/job-search/resumes/18_General_Motors_Safety_Field_Investigations_Data_Analyst.docx
@@ -56,7 +56,7 @@
     </w:p>
     <w:p>
       <w:pPr>
-        <w:spacing w:after="60" w:before="160" w:line="240" w:lineRule="auto"/>
+        <w:spacing w:after="60" w:before="140" w:line="240" w:lineRule="auto"/>
         <w:pBdr>
           <w:bottom w:val="single" w:sz="6" w:space="2" w:color="BFBFBF"/>
         </w:pBdr>
@@ -84,12 +84,12 @@
           <w:i w:val="0"/>
           <w:sz w:val="20"/>
         </w:rPr>
-        <w:t>Data analyst with 6+ years turning complex, high-volume enterprise datasets into decisions, owning the work end to end from extraction and modelling through dashboards and executive reporting. Advanced SQL and Python, Power BI and Tableau, with a track record of dashboards that cut reporting time and KPI frameworks leadership actually uses. Comfortable across SAP, SQL Server, Snowflake and Informatica, performing impact and scope analysis over integrated systems before build. Python and SQL pipelines released through CI/CD practices, plus Informatica ETL standards that make data flows consistent and auditable. M.S. Information Systems; B.E. Industrial Engineering.</w:t>
+        <w:t>Data analyst with 6+ years turning complex, high-volume enterprise datasets into decisions, owning the work end to end from extraction and modeling through dashboards and executive reporting. Advanced SQL and Python with Power BI and Tableau — dashboards that cut reporting time 30% and KPI frameworks presented monthly to senior leadership. Python and SQL pipelines released through CI/CD practices, plus Informatica ETL standards that keep data flows consistent and auditable. Writes user stories and acceptance criteria, authors test cases, partners with QA through defect triage, and drives UAT and business acceptance to formal sign-off.</w:t>
       </w:r>
     </w:p>
     <w:p>
       <w:pPr>
-        <w:spacing w:after="60" w:before="160" w:line="240" w:lineRule="auto"/>
+        <w:spacing w:after="60" w:before="140" w:line="240" w:lineRule="auto"/>
         <w:pBdr>
           <w:bottom w:val="single" w:sz="6" w:space="2" w:color="BFBFBF"/>
         </w:pBdr>
@@ -117,12 +117,12 @@
           <w:i w:val="0"/>
           <w:sz w:val="19"/>
         </w:rPr>
-        <w:t>SQL &amp; Python Analysis  ·  Power BI &amp; Tableau Dashboards  ·  KPI Design &amp; Executive Reporting  ·  Ad-hoc &amp; Self-Service Reporting  ·  Systems &amp; Integration Impact Analysis  ·  ERP (SAP) Implementation Support  ·  Solution Documentation  ·  ETL Pipeline Development  ·  Cloud Platforms &amp; CI/CD  ·  Data Modeling &amp; Database Design  ·  Cross-Functional Collaboration  ·  Requirements Elicitation &amp; Documentation</w:t>
+        <w:t>operational &amp; executive reporting  ·  platform migration  ·  data pipelines  ·  SQL (advanced)  ·  Power BI (DAX, Power Query)  ·  Tableau  ·  dashboards  ·  process &amp; reporting automation  ·  Python (Pandas, NumPy, Scikit-learn)  ·  Excel (advanced)  ·  data visualization  ·  scorecards  ·  self-service reporting  ·  solution documentation</w:t>
       </w:r>
     </w:p>
     <w:p>
       <w:pPr>
-        <w:spacing w:after="60" w:before="160" w:line="240" w:lineRule="auto"/>
+        <w:spacing w:after="60" w:before="140" w:line="240" w:lineRule="auto"/>
         <w:pBdr>
           <w:bottom w:val="single" w:sz="6" w:space="2" w:color="BFBFBF"/>
         </w:pBdr>
@@ -149,14 +149,14 @@
           <w:b/>
           <w:sz w:val="20"/>
         </w:rPr>
-        <w:t xml:space="preserve">Analytics &amp; Querying: </w:t>
+        <w:t xml:space="preserve">BI &amp; Visualization: </w:t>
       </w:r>
       <w:r>
         <w:rPr>
           <w:rFonts w:ascii="Calibri" w:hAnsi="Calibri"/>
           <w:sz w:val="20"/>
         </w:rPr>
-        <w:t>SQL (advanced), Python (Pandas, NumPy, Scikit-learn), Excel (advanced), SAS, VBA, PowerShell</w:t>
+        <w:t>operational &amp; executive reporting, Power BI (DAX, Power Query), Tableau, dashboards, data visualization, scorecards, self-service reporting, SSRS, KPI design &amp; monitoring</w:t>
       </w:r>
     </w:p>
     <w:p>
@@ -176,7 +176,7 @@
           <w:rFonts w:ascii="Calibri" w:hAnsi="Calibri"/>
           <w:sz w:val="20"/>
         </w:rPr>
-        <w:t>ETL pipeline development, Informatica, large-dataset cleaning &amp; processing, data modeling, database design, system integration</w:t>
+        <w:t>platform migration, data pipelines, process &amp; reporting automation, data modeling, system &amp; data integration, ETL pipeline development, Informatica</w:t>
       </w:r>
     </w:p>
     <w:p>
@@ -189,14 +189,14 @@
           <w:b/>
           <w:sz w:val="20"/>
         </w:rPr>
-        <w:t xml:space="preserve">Cloud &amp; Delivery: </w:t>
+        <w:t xml:space="preserve">Languages &amp; Querying: </w:t>
       </w:r>
       <w:r>
         <w:rPr>
           <w:rFonts w:ascii="Calibri" w:hAnsi="Calibri"/>
           <w:sz w:val="20"/>
         </w:rPr>
-        <w:t>Cloud platforms (AWS/Azure/GCP), CI/CD pipelines, Snowflake, SQL Server</w:t>
+        <w:t>SQL (advanced), Python (Pandas, NumPy, Scikit-learn), Excel (advanced), VBA</w:t>
       </w:r>
     </w:p>
     <w:p>
@@ -209,14 +209,14 @@
           <w:b/>
           <w:sz w:val="20"/>
         </w:rPr>
-        <w:t xml:space="preserve">BI &amp; Visualization: </w:t>
+        <w:t xml:space="preserve">Data Governance: </w:t>
       </w:r>
       <w:r>
         <w:rPr>
           <w:rFonts w:ascii="Calibri" w:hAnsi="Calibri"/>
           <w:sz w:val="20"/>
         </w:rPr>
-        <w:t>Power BI (DAX, Power Query), Tableau, SSRS, executive dashboards, KPI scorecards</w:t>
+        <w:t>data governance, data quality controls</w:t>
       </w:r>
     </w:p>
     <w:p>
@@ -229,14 +229,14 @@
           <w:b/>
           <w:sz w:val="20"/>
         </w:rPr>
-        <w:t xml:space="preserve">Modeling &amp; Planning: </w:t>
+        <w:t xml:space="preserve">Delivery &amp; Tools: </w:t>
       </w:r>
       <w:r>
         <w:rPr>
           <w:rFonts w:ascii="Calibri" w:hAnsi="Calibri"/>
           <w:sz w:val="20"/>
         </w:rPr>
-        <w:t>Forecasting, demand planning, regression, statistical analysis, capacity modeling, NLP</w:t>
+        <w:t>stakeholder management, cross-functional collaboration, Agile/Scrum, Waterfall, JIRA, Confluence</w:t>
       </w:r>
     </w:p>
     <w:p>
@@ -256,12 +256,32 @@
           <w:rFonts w:ascii="Calibri" w:hAnsi="Calibri"/>
           <w:sz w:val="20"/>
         </w:rPr>
-        <w:t>Requirements elicitation, functional &amp; non-functional specs, user stories, acceptance criteria, process flows (Visio), current/future-state and gap analysis</w:t>
+        <w:t>solution documentation</w:t>
       </w:r>
     </w:p>
     <w:p>
       <w:pPr>
-        <w:spacing w:after="60" w:before="160" w:line="240" w:lineRule="auto"/>
+        <w:spacing w:after="20" w:before="0" w:line="240" w:lineRule="auto"/>
+      </w:pPr>
+      <w:r>
+        <w:rPr>
+          <w:rFonts w:ascii="Calibri" w:hAnsi="Calibri"/>
+          <w:b/>
+          <w:sz w:val="20"/>
+        </w:rPr>
+        <w:t xml:space="preserve">Testing &amp; Quality: </w:t>
+      </w:r>
+      <w:r>
+        <w:rPr>
+          <w:rFonts w:ascii="Calibri" w:hAnsi="Calibri"/>
+          <w:sz w:val="20"/>
+        </w:rPr>
+        <w:t>data validation</w:t>
+      </w:r>
+    </w:p>
+    <w:p>
+      <w:pPr>
+        <w:spacing w:after="60" w:before="140" w:line="240" w:lineRule="auto"/>
         <w:pBdr>
           <w:bottom w:val="single" w:sz="6" w:space="2" w:color="BFBFBF"/>
         </w:pBdr>
@@ -331,34 +351,6 @@
           <w:rFonts w:ascii="Calibri" w:hAnsi="Calibri"/>
           <w:sz w:val="20"/>
         </w:rPr>
-        <w:t>Built analytical models for the transportation function that exposed critical deficiencies in the bidding process, delivering recommendations worth $10M in annual cost savings.</w:t>
-      </w:r>
-    </w:p>
-    <w:p>
-      <w:pPr>
-        <w:pStyle w:val="ListBullet"/>
-        <w:spacing w:after="40" w:before="0" w:line="240" w:lineRule="auto"/>
-        <w:ind w:left="259" w:hanging="187"/>
-      </w:pPr>
-      <w:r>
-        <w:rPr>
-          <w:rFonts w:ascii="Calibri" w:hAnsi="Calibri"/>
-          <w:sz w:val="20"/>
-        </w:rPr>
-        <w:t>Execute SQL against backend databases for extraction, validation and reconciliation, confirming delivered data matches documented requirements before release.</w:t>
-      </w:r>
-    </w:p>
-    <w:p>
-      <w:pPr>
-        <w:pStyle w:val="ListBullet"/>
-        <w:spacing w:after="40" w:before="0" w:line="240" w:lineRule="auto"/>
-        <w:ind w:left="259" w:hanging="187"/>
-      </w:pPr>
-      <w:r>
-        <w:rPr>
-          <w:rFonts w:ascii="Calibri" w:hAnsi="Calibri"/>
-          <w:sz w:val="20"/>
-        </w:rPr>
         <w:t>Engineered and deployed interactive Power BI dashboards integrating disparate enterprise data sources, cutting reporting time 30% and generating $20,000 in annual savings.</w:t>
       </w:r>
     </w:p>
@@ -387,7 +379,35 @@
           <w:rFonts w:ascii="Calibri" w:hAnsi="Calibri"/>
           <w:sz w:val="20"/>
         </w:rPr>
+        <w:t>Execute SQL against backend databases for extraction, validation and reconciliation, confirming delivered data matches documented requirements before release.</w:t>
+      </w:r>
+    </w:p>
+    <w:p>
+      <w:pPr>
+        <w:pStyle w:val="ListBullet"/>
+        <w:spacing w:after="40" w:before="0" w:line="240" w:lineRule="auto"/>
+        <w:ind w:left="259" w:hanging="187"/>
+      </w:pPr>
+      <w:r>
+        <w:rPr>
+          <w:rFonts w:ascii="Calibri" w:hAnsi="Calibri"/>
+          <w:sz w:val="20"/>
+        </w:rPr>
         <w:t>Designed a carton-sizing optimization model that saved 200 man-hours per month through data-driven change to inventory processes.</w:t>
+      </w:r>
+    </w:p>
+    <w:p>
+      <w:pPr>
+        <w:pStyle w:val="ListBullet"/>
+        <w:spacing w:after="40" w:before="0" w:line="240" w:lineRule="auto"/>
+        <w:ind w:left="259" w:hanging="187"/>
+      </w:pPr>
+      <w:r>
+        <w:rPr>
+          <w:rFonts w:ascii="Calibri" w:hAnsi="Calibri"/>
+          <w:sz w:val="20"/>
+        </w:rPr>
+        <w:t>Own data quality and governance processes across cross-functional analytics initiatives, maintaining review controls, ownership clarity and standards adoption that keep enterprise reporting trusted.</w:t>
       </w:r>
     </w:p>
     <w:p>
@@ -415,7 +435,7 @@
           <w:rFonts w:ascii="Calibri" w:hAnsi="Calibri"/>
           <w:sz w:val="20"/>
         </w:rPr>
-        <w:t>Lead a monthly executive reporting cadence, presenting dashboard-driven insight on performance, risks and trends to align senior leadership on priorities.</w:t>
+        <w:t>Serve as an expert resource to report consumers and mentor junior analysts on analytical methods, documentation standards and stakeholder communication.</w:t>
       </w:r>
     </w:p>
     <w:p>
@@ -471,7 +491,7 @@
           <w:rFonts w:ascii="Calibri" w:hAnsi="Calibri"/>
           <w:sz w:val="20"/>
         </w:rPr>
-        <w:t>Conducted cost-benefit and root cause analysis in SQL, Power BI and Tableau across pharmaceutical operations, identifying inefficiencies that drove a $50M reduction in logistics costs.</w:t>
+        <w:t>Led migration of manual data processes into SAP, applying master data management and validation controls to achieve 100% data integrity and cut data entry errors 40%.</w:t>
       </w:r>
     </w:p>
     <w:p>
@@ -513,21 +533,7 @@
           <w:rFonts w:ascii="Calibri" w:hAnsi="Calibri"/>
           <w:sz w:val="20"/>
         </w:rPr>
-        <w:t>Led migration of manual data processes into SAP, applying master data management and validation controls to achieve 100% data integrity and cut data entry errors 40%.</w:t>
-      </w:r>
-    </w:p>
-    <w:p>
-      <w:pPr>
-        <w:pStyle w:val="ListBullet"/>
-        <w:spacing w:after="40" w:before="0" w:line="240" w:lineRule="auto"/>
-        <w:ind w:left="259" w:hanging="187"/>
-      </w:pPr>
-      <w:r>
-        <w:rPr>
-          <w:rFonts w:ascii="Calibri" w:hAnsi="Calibri"/>
-          <w:sz w:val="20"/>
-        </w:rPr>
-        <w:t>Improved demand forecast accuracy 20% through recurring performance reviews with planners and business subject-matter experts, using statistical models and historical trend analysis.</w:t>
+        <w:t>Conducted cost-benefit and root cause analysis in SQL, Power BI and Tableau across pharmaceutical operations, identifying inefficiencies that drove a $50M reduction in logistics costs.</w:t>
       </w:r>
     </w:p>
     <w:p>
@@ -546,7 +552,21 @@
     </w:p>
     <w:p>
       <w:pPr>
-        <w:spacing w:after="60" w:before="160" w:line="240" w:lineRule="auto"/>
+        <w:pStyle w:val="ListBullet"/>
+        <w:spacing w:after="40" w:before="0" w:line="240" w:lineRule="auto"/>
+        <w:ind w:left="259" w:hanging="187"/>
+      </w:pPr>
+      <w:r>
+        <w:rPr>
+          <w:rFonts w:ascii="Calibri" w:hAnsi="Calibri"/>
+          <w:sz w:val="20"/>
+        </w:rPr>
+        <w:t>Performed impact and scope analysis across supported applications and integrations, identifying systems impacts, dependencies and requirement gaps before build.</w:t>
+      </w:r>
+    </w:p>
+    <w:p>
+      <w:pPr>
+        <w:spacing w:after="60" w:before="140" w:line="240" w:lineRule="auto"/>
         <w:pBdr>
           <w:bottom w:val="single" w:sz="6" w:space="2" w:color="BFBFBF"/>
         </w:pBdr>
@@ -621,7 +641,7 @@
     </w:p>
     <w:sectPr>
       <w:pgSz w:w="12240" w:h="15840"/>
-      <w:pgMar w:top="720" w:right="936" w:bottom="720" w:left="936" w:header="720" w:footer="720" w:gutter="0"/>
+      <w:pgMar w:top="720" w:right="864" w:bottom="720" w:left="864" w:header="720" w:footer="720" w:gutter="0"/>
       <w:cols w:space="720"/>
       <w:docGrid w:linePitch="360"/>
     </w:sectPr>
